--- a/rozbory_andy/Autoři/Shakespeare, William/Zkrocení zlé ženy.docx
+++ b/rozbory_andy/Autoři/Shakespeare, William/Zkrocení zlé ženy.docx
@@ -44,18 +44,81 @@
       </w:r>
     </w:p>
     <w:p>
-      <w:r>
-        <w:rPr>
-          <w:b/>
-          <w:bCs/>
-        </w:rPr>
-        <w:t xml:space="preserve">Autorovo zasazení: </w:t>
-      </w:r>
-      <w:r>
-        <w:t xml:space="preserve">Anglická renesance </w:t>
-      </w:r>
-      <w:r>
-        <w:t>(láska, užívají si pozemský život)</w:t>
+      <w:pPr>
+        <w:rPr>
+          <w:b/>
+          <w:bCs/>
+        </w:rPr>
+      </w:pPr>
+      <w:r>
+        <w:rPr>
+          <w:b/>
+          <w:bCs/>
+        </w:rPr>
+        <w:t>Autorovo zasazení:</w:t>
+      </w:r>
+    </w:p>
+    <w:p>
+      <w:pPr>
+        <w:pStyle w:val="Odstavecseseznamem"/>
+        <w:numPr>
+          <w:ilvl w:val="0"/>
+          <w:numId w:val="2"/>
+        </w:numPr>
+      </w:pPr>
+      <w:r>
+        <w:rPr>
+          <w:b/>
+          <w:bCs/>
+        </w:rPr>
+        <w:t>Renesance</w:t>
+      </w:r>
+      <w:r>
+        <w:t xml:space="preserve"> </w:t>
+      </w:r>
+      <w:r>
+        <w:t>(</w:t>
+      </w:r>
+      <w:r>
+        <w:t>Hra oslavuje renesanční důvěru v lidský rozum, vtip a schopnost člověka změnit situaci skrze hru, převleky a inteligenci, namísto slepého dodržování tradic.</w:t>
+      </w:r>
+      <w:r>
+        <w:t xml:space="preserve"> [</w:t>
+      </w:r>
+      <w:r>
+        <w:rPr>
+          <w:b/>
+          <w:bCs/>
+        </w:rPr>
+        <w:t>Slovní přestřelky:</w:t>
+      </w:r>
+      <w:r>
+        <w:t xml:space="preserve"> Postavy (zejména Kateřina a Petruchio) se „mečují“ slovy. Používají ironii, sarkasmus a dvojsmysly.</w:t>
+      </w:r>
+      <w:r>
+        <w:t xml:space="preserve"> </w:t>
+      </w:r>
+      <w:r>
+        <w:rPr>
+          <w:b/>
+          <w:bCs/>
+        </w:rPr>
+        <w:t>Komika situace:</w:t>
+      </w:r>
+      <w:r>
+        <w:t xml:space="preserve"> Často se objevují motivy převleků (postavy se vydávají za někoho</w:t>
+      </w:r>
+      <w:r>
+        <w:t xml:space="preserve"> </w:t>
+      </w:r>
+      <w:r>
+        <w:t>jiného), což je typický prvek renesanční komedie.</w:t>
+      </w:r>
+      <w:r>
+        <w:t>]</w:t>
+      </w:r>
+      <w:r>
+        <w:t>)</w:t>
       </w:r>
     </w:p>
     <w:p>
@@ -196,15 +259,7 @@
         <w:t xml:space="preserve">: </w:t>
       </w:r>
       <w:r>
-        <w:t xml:space="preserve">Itálie (město Padova, </w:t>
-      </w:r>
-      <w:proofErr w:type="spellStart"/>
-      <w:r>
-        <w:t>Petrucciův</w:t>
-      </w:r>
-      <w:proofErr w:type="spellEnd"/>
-      <w:r>
-        <w:t xml:space="preserve"> dům na venkově), čas neurčený - pravděpodobně autorova současnost (konec 16.st.)</w:t>
+        <w:t>Itálie (město Padova, Petrucciův dům na venkově), čas neurčený - pravděpodobně autorova současnost (konec 16.st.)</w:t>
       </w:r>
     </w:p>
     <w:p>
@@ -314,21 +369,8 @@
         </w:rPr>
         <w:t xml:space="preserve">Kateřina: </w:t>
       </w:r>
-      <w:proofErr w:type="spellStart"/>
-      <w:r>
-        <w:t>Baptisova</w:t>
-      </w:r>
-      <w:proofErr w:type="spellEnd"/>
-      <w:r>
-        <w:t xml:space="preserve"> dcera a zároveň sestra </w:t>
-      </w:r>
-      <w:proofErr w:type="spellStart"/>
-      <w:r>
-        <w:t>Biancy</w:t>
-      </w:r>
-      <w:proofErr w:type="spellEnd"/>
-      <w:r>
-        <w:t>. Je vnímána jako hašteřivá, zlá výbušná žena s posledním slovem. Ve skutečnosti, ale není zlá, je pouze impulzivní a silná.</w:t>
+      <w:r>
+        <w:t>Baptisova dcera a zároveň sestra Biancy. Je vnímána jako hašteřivá, zlá výbušná žena s posledním slovem. Ve skutečnosti, ale není zlá, je pouze impulzivní a silná.</w:t>
       </w:r>
     </w:p>
     <w:p>
@@ -354,15 +396,7 @@
         <w:t>D</w:t>
       </w:r>
       <w:r>
-        <w:t xml:space="preserve">cera </w:t>
-      </w:r>
-      <w:proofErr w:type="gramStart"/>
-      <w:r>
-        <w:t>Baptisty</w:t>
-      </w:r>
-      <w:proofErr w:type="gramEnd"/>
-      <w:r>
-        <w:t>, mladší sestra Kateřiny. Vroucně miluje svého otce, ráda a pilně studuje. Hodná, milá, poslušná a dobrotivá dívka se spousty nápadníků.</w:t>
+        <w:t>cera Baptisty, mladší sestra Kateřiny. Vroucně miluje svého otce, ráda a pilně studuje. Hodná, milá, poslušná a dobrotivá dívka se spousty nápadníků.</w:t>
       </w:r>
     </w:p>
     <w:p>
@@ -377,35 +411,18 @@
           <w:bCs/>
         </w:rPr>
       </w:pPr>
-      <w:proofErr w:type="spellStart"/>
-      <w:r>
-        <w:rPr>
-          <w:b/>
-          <w:bCs/>
-        </w:rPr>
-        <w:t>Vincenzio</w:t>
-      </w:r>
-      <w:proofErr w:type="spellEnd"/>
-      <w:r>
-        <w:rPr>
-          <w:b/>
-          <w:bCs/>
-        </w:rPr>
-        <w:t xml:space="preserve">: </w:t>
+      <w:r>
+        <w:rPr>
+          <w:b/>
+          <w:bCs/>
+        </w:rPr>
+        <w:t xml:space="preserve">Vincenzio: </w:t>
       </w:r>
       <w:r>
         <w:t>S</w:t>
       </w:r>
       <w:r>
-        <w:t xml:space="preserve">tarý </w:t>
-      </w:r>
-      <w:proofErr w:type="spellStart"/>
-      <w:r>
-        <w:t>pisanský</w:t>
-      </w:r>
-      <w:proofErr w:type="spellEnd"/>
-      <w:r>
-        <w:t xml:space="preserve"> šlechtic.</w:t>
+        <w:t>tarý pisanský šlechtic.</w:t>
       </w:r>
     </w:p>
     <w:p>
@@ -416,37 +433,15 @@
           <w:numId w:val="1"/>
         </w:numPr>
       </w:pPr>
-      <w:proofErr w:type="spellStart"/>
-      <w:r>
-        <w:rPr>
-          <w:b/>
-          <w:bCs/>
-        </w:rPr>
-        <w:t>Lucenzio</w:t>
-      </w:r>
-      <w:proofErr w:type="spellEnd"/>
-      <w:r>
-        <w:rPr>
-          <w:b/>
-          <w:bCs/>
-        </w:rPr>
-        <w:t xml:space="preserve">: </w:t>
-      </w:r>
-      <w:proofErr w:type="spellStart"/>
-      <w:r>
-        <w:t>Vincenziův</w:t>
-      </w:r>
-      <w:proofErr w:type="spellEnd"/>
-      <w:r>
-        <w:t xml:space="preserve"> syn. Lstí chce získat přízeň </w:t>
-      </w:r>
-      <w:proofErr w:type="spellStart"/>
-      <w:r>
-        <w:t>Biancy</w:t>
-      </w:r>
-      <w:proofErr w:type="spellEnd"/>
-      <w:r>
-        <w:t>.</w:t>
+      <w:r>
+        <w:rPr>
+          <w:b/>
+          <w:bCs/>
+        </w:rPr>
+        <w:t xml:space="preserve">Lucenzio: </w:t>
+      </w:r>
+      <w:r>
+        <w:t>Vincenziův syn. Lstí chce získat přízeň Biancy.</w:t>
       </w:r>
     </w:p>
     <w:p>
@@ -457,21 +452,12 @@
           <w:numId w:val="1"/>
         </w:numPr>
       </w:pPr>
-      <w:proofErr w:type="spellStart"/>
-      <w:r>
-        <w:rPr>
-          <w:b/>
-          <w:bCs/>
-        </w:rPr>
-        <w:t>Petruccio</w:t>
-      </w:r>
-      <w:proofErr w:type="spellEnd"/>
-      <w:r>
-        <w:rPr>
-          <w:b/>
-          <w:bCs/>
-        </w:rPr>
-        <w:t>:</w:t>
+      <w:r>
+        <w:rPr>
+          <w:b/>
+          <w:bCs/>
+        </w:rPr>
+        <w:t>Petruccio:</w:t>
       </w:r>
       <w:r>
         <w:t xml:space="preserve"> V</w:t>
@@ -543,7 +529,6 @@
           <w:b/>
           <w:bCs/>
         </w:rPr>
-        <w:lastRenderedPageBreak/>
         <w:t>Děj</w:t>
       </w:r>
       <w:r>
@@ -557,177 +542,12 @@
         <w:br/>
       </w:r>
       <w:r>
-        <w:t xml:space="preserve">V předehře je opilý </w:t>
-      </w:r>
-      <w:proofErr w:type="spellStart"/>
-      <w:r>
-        <w:t>Vykuk</w:t>
-      </w:r>
-      <w:proofErr w:type="spellEnd"/>
-      <w:r>
-        <w:t xml:space="preserve"> přenesen na hrad, je mu řečeno, že je lordem, který patnáct let spal a až nyní se probudil. Ze začátku mu to přijde podezřelé, ale po čase uvěří, herci je mu následně předvedena hra o tom, jak zkrotit zlou ženu.</w:t>
-      </w:r>
-    </w:p>
-    <w:p>
-      <w:r>
-        <w:t xml:space="preserve">V Padově žije bohatý šlechtic </w:t>
-      </w:r>
-      <w:proofErr w:type="gramStart"/>
-      <w:r>
-        <w:t>Baptista</w:t>
-      </w:r>
-      <w:proofErr w:type="gramEnd"/>
-      <w:r>
-        <w:t xml:space="preserve"> </w:t>
-      </w:r>
-      <w:proofErr w:type="spellStart"/>
-      <w:r>
-        <w:t>Minola</w:t>
-      </w:r>
-      <w:proofErr w:type="spellEnd"/>
-      <w:r>
-        <w:t xml:space="preserve">, který má dvě krásné dcery, Biancu a Kateřinu. Protože je Kateřina starší, </w:t>
-      </w:r>
-      <w:proofErr w:type="gramStart"/>
-      <w:r>
-        <w:t>Baptista</w:t>
-      </w:r>
-      <w:proofErr w:type="gramEnd"/>
-      <w:r>
-        <w:t xml:space="preserve"> se rozhodne nejdříve provdat ji a pak teprve Biancu. Jinak by mu Kateřina zůstala na ocet. O ni však nikdo nestojí, do doby, než se ve městě objeví veronský šlechtic </w:t>
-      </w:r>
-      <w:proofErr w:type="spellStart"/>
-      <w:r>
-        <w:t>Petruccio</w:t>
-      </w:r>
-      <w:proofErr w:type="spellEnd"/>
-      <w:r>
-        <w:t xml:space="preserve">, který si ji rozhodne za velkorysé věno vzít za ženu a učinit z ní pokornou manželku, tento záměr se ostatním jeví jako nemožný, ale </w:t>
-      </w:r>
-      <w:proofErr w:type="spellStart"/>
-      <w:r>
-        <w:t>Biancini</w:t>
-      </w:r>
-      <w:proofErr w:type="spellEnd"/>
-      <w:r>
-        <w:t xml:space="preserve"> nápadníci jsou mu za jeho přítomnost vděční. Jelikož o Kateřinu už je postaráno, může si Bianca vybrat ženicha, stane se jím </w:t>
-      </w:r>
-      <w:proofErr w:type="spellStart"/>
-      <w:r>
-        <w:t>Lucenzio</w:t>
-      </w:r>
-      <w:proofErr w:type="spellEnd"/>
-      <w:r>
-        <w:t xml:space="preserve">, který ji oslnil při přestrojení v učitele </w:t>
-      </w:r>
-      <w:proofErr w:type="gramStart"/>
-      <w:r>
-        <w:t>filosofie</w:t>
-      </w:r>
-      <w:proofErr w:type="gramEnd"/>
-      <w:r>
-        <w:t xml:space="preserve">, gramatiky a </w:t>
-      </w:r>
-      <w:proofErr w:type="gramStart"/>
-      <w:r>
-        <w:t>poesie</w:t>
-      </w:r>
-      <w:proofErr w:type="gramEnd"/>
-      <w:r>
-        <w:t xml:space="preserve">, za pomocí svého sluhy </w:t>
-      </w:r>
-      <w:proofErr w:type="spellStart"/>
-      <w:r>
-        <w:t>Trania</w:t>
-      </w:r>
-      <w:proofErr w:type="spellEnd"/>
-      <w:r>
-        <w:t xml:space="preserve">, jenž se Biance, pod identitou </w:t>
-      </w:r>
-      <w:proofErr w:type="spellStart"/>
-      <w:r>
-        <w:t>Lucenzia</w:t>
-      </w:r>
-      <w:proofErr w:type="spellEnd"/>
-      <w:r>
-        <w:t xml:space="preserve">, taky dvořil a zároveň postupně vyšachoval zbylé nápadníky ze hry. </w:t>
-      </w:r>
-      <w:proofErr w:type="spellStart"/>
-      <w:r>
-        <w:t>Petruccio</w:t>
-      </w:r>
-      <w:proofErr w:type="spellEnd"/>
-      <w:r>
-        <w:t xml:space="preserve"> udělá Kateřině ze života peklo, aby si uvědomila, že u ní dochází k překračování mezí, nakonec pochopila a byla nucena změnit se. Vrchol příběhu přichází v podobě sázky, kdy se </w:t>
-      </w:r>
-      <w:proofErr w:type="spellStart"/>
-      <w:r>
-        <w:t>Petruccio</w:t>
-      </w:r>
-      <w:proofErr w:type="spellEnd"/>
-      <w:r>
-        <w:t xml:space="preserve"> vsadí s </w:t>
-      </w:r>
-      <w:proofErr w:type="spellStart"/>
-      <w:r>
-        <w:t>Lucenziem</w:t>
-      </w:r>
-      <w:proofErr w:type="spellEnd"/>
-      <w:r>
-        <w:t xml:space="preserve"> a </w:t>
-      </w:r>
-      <w:proofErr w:type="spellStart"/>
-      <w:r>
-        <w:t>Hortensiem</w:t>
-      </w:r>
-      <w:proofErr w:type="spellEnd"/>
-      <w:r>
-        <w:t xml:space="preserve">, kdo z nich má poslušnější choť. Každý z nich po sluhovi vzkáže své ženě, že má přijít k němu. Dorazí pouze Kateřina, </w:t>
-      </w:r>
-      <w:proofErr w:type="gramStart"/>
-      <w:r>
-        <w:t>Baptista</w:t>
-      </w:r>
-      <w:proofErr w:type="gramEnd"/>
-      <w:r>
-        <w:t xml:space="preserve"> a ostatní vidí, jak ji </w:t>
-      </w:r>
-      <w:proofErr w:type="spellStart"/>
-      <w:proofErr w:type="gramStart"/>
-      <w:r>
-        <w:t>Petruccio</w:t>
-      </w:r>
-      <w:proofErr w:type="spellEnd"/>
-      <w:r>
-        <w:t>  zkrotil</w:t>
-      </w:r>
-      <w:proofErr w:type="gramEnd"/>
-      <w:r>
-        <w:t xml:space="preserve">, dostává 20 000 zlatých od </w:t>
-      </w:r>
-      <w:proofErr w:type="gramStart"/>
-      <w:r>
-        <w:t>Baptisty</w:t>
-      </w:r>
-      <w:proofErr w:type="gramEnd"/>
-      <w:r>
-        <w:t xml:space="preserve"> za to, že z Katky udělal hodnou ženu a samozřejmě vyhrává sázku s </w:t>
-      </w:r>
-      <w:proofErr w:type="spellStart"/>
-      <w:r>
-        <w:t>Lucenziem</w:t>
-      </w:r>
-      <w:proofErr w:type="spellEnd"/>
-      <w:r>
-        <w:t xml:space="preserve"> a </w:t>
-      </w:r>
-      <w:proofErr w:type="spellStart"/>
-      <w:r>
-        <w:t>Hortensiem</w:t>
-      </w:r>
-      <w:proofErr w:type="spellEnd"/>
-      <w:r>
-        <w:t>.</w:t>
+        <w:t>V předehře je opilý Vykuk přenesen na hrad, je mu řečeno, že je lordem, který patnáct let spal a až nyní se probudil. Ze začátku mu to přijde podezřelé, ale po čase uvěří, herci je mu následně předvedena hra o tom, jak zkrotit zlou ženu.</w:t>
+      </w:r>
+    </w:p>
+    <w:p>
+      <w:r>
+        <w:t>V Padově žije bohatý šlechtic Baptista Minola, který má dvě krásné dcery, Biancu a Kateřinu. Protože je Kateřina starší, Baptista se rozhodne nejdříve provdat ji a pak teprve Biancu. Jinak by mu Kateřina zůstala na ocet. O ni však nikdo nestojí, do doby, než se ve městě objeví veronský šlechtic Petruccio, který si ji rozhodne za velkorysé věno vzít za ženu a učinit z ní pokornou manželku, tento záměr se ostatním jeví jako nemožný, ale Biancini nápadníci jsou mu za jeho přítomnost vděční. Jelikož o Kateřinu už je postaráno, může si Bianca vybrat ženicha, stane se jím Lucenzio, který ji oslnil při přestrojení v učitele filosofie, gramatiky a poesie, za pomocí svého sluhy Trania, jenž se Biance, pod identitou Lucenzia, taky dvořil a zároveň postupně vyšachoval zbylé nápadníky ze hry. Petruccio udělá Kateřině ze života peklo, aby si uvědomila, že u ní dochází k překračování mezí, nakonec pochopila a byla nucena změnit se. Vrchol příběhu přichází v podobě sázky, kdy se Petruccio vsadí s Lucenziem a Hortensiem, kdo z nich má poslušnější choť. Každý z nich po sluhovi vzkáže své ženě, že má přijít k němu. Dorazí pouze Kateřina, Baptista a ostatní vidí, jak ji Petruccio  zkrotil, dostává 20 000 zlatých od Baptisty za to, že z Katky udělal hodnou ženu a samozřejmě vyhrává sázku s Lucenziem a Hortensiem.</w:t>
       </w:r>
     </w:p>
     <w:p>
@@ -866,8 +686,124 @@
       </w:rPr>
     </w:lvl>
   </w:abstractNum>
+  <w:abstractNum w:abstractNumId="1" w15:restartNumberingAfterBreak="0">
+    <w:nsid w:val="3B927D9F"/>
+    <w:multiLevelType w:val="hybridMultilevel"/>
+    <w:tmpl w:val="68981794"/>
+    <w:lvl w:ilvl="0" w:tplc="421CA8F6">
+      <w:numFmt w:val="bullet"/>
+      <w:lvlText w:val="-"/>
+      <w:lvlJc w:val="left"/>
+      <w:pPr>
+        <w:ind w:left="720" w:hanging="360"/>
+      </w:pPr>
+      <w:rPr>
+        <w:rFonts w:ascii="Aptos" w:eastAsiaTheme="minorHAnsi" w:hAnsi="Aptos" w:cstheme="minorBidi" w:hint="default"/>
+        <w:b/>
+      </w:rPr>
+    </w:lvl>
+    <w:lvl w:ilvl="1" w:tplc="04050003" w:tentative="1">
+      <w:start w:val="1"/>
+      <w:numFmt w:val="bullet"/>
+      <w:lvlText w:val="o"/>
+      <w:lvlJc w:val="left"/>
+      <w:pPr>
+        <w:ind w:left="1440" w:hanging="360"/>
+      </w:pPr>
+      <w:rPr>
+        <w:rFonts w:ascii="Courier New" w:hAnsi="Courier New" w:cs="Courier New" w:hint="default"/>
+      </w:rPr>
+    </w:lvl>
+    <w:lvl w:ilvl="2" w:tplc="04050005" w:tentative="1">
+      <w:start w:val="1"/>
+      <w:numFmt w:val="bullet"/>
+      <w:lvlText w:val=""/>
+      <w:lvlJc w:val="left"/>
+      <w:pPr>
+        <w:ind w:left="2160" w:hanging="360"/>
+      </w:pPr>
+      <w:rPr>
+        <w:rFonts w:ascii="Wingdings" w:hAnsi="Wingdings" w:hint="default"/>
+      </w:rPr>
+    </w:lvl>
+    <w:lvl w:ilvl="3" w:tplc="04050001" w:tentative="1">
+      <w:start w:val="1"/>
+      <w:numFmt w:val="bullet"/>
+      <w:lvlText w:val=""/>
+      <w:lvlJc w:val="left"/>
+      <w:pPr>
+        <w:ind w:left="2880" w:hanging="360"/>
+      </w:pPr>
+      <w:rPr>
+        <w:rFonts w:ascii="Symbol" w:hAnsi="Symbol" w:hint="default"/>
+      </w:rPr>
+    </w:lvl>
+    <w:lvl w:ilvl="4" w:tplc="04050003" w:tentative="1">
+      <w:start w:val="1"/>
+      <w:numFmt w:val="bullet"/>
+      <w:lvlText w:val="o"/>
+      <w:lvlJc w:val="left"/>
+      <w:pPr>
+        <w:ind w:left="3600" w:hanging="360"/>
+      </w:pPr>
+      <w:rPr>
+        <w:rFonts w:ascii="Courier New" w:hAnsi="Courier New" w:cs="Courier New" w:hint="default"/>
+      </w:rPr>
+    </w:lvl>
+    <w:lvl w:ilvl="5" w:tplc="04050005" w:tentative="1">
+      <w:start w:val="1"/>
+      <w:numFmt w:val="bullet"/>
+      <w:lvlText w:val=""/>
+      <w:lvlJc w:val="left"/>
+      <w:pPr>
+        <w:ind w:left="4320" w:hanging="360"/>
+      </w:pPr>
+      <w:rPr>
+        <w:rFonts w:ascii="Wingdings" w:hAnsi="Wingdings" w:hint="default"/>
+      </w:rPr>
+    </w:lvl>
+    <w:lvl w:ilvl="6" w:tplc="04050001" w:tentative="1">
+      <w:start w:val="1"/>
+      <w:numFmt w:val="bullet"/>
+      <w:lvlText w:val=""/>
+      <w:lvlJc w:val="left"/>
+      <w:pPr>
+        <w:ind w:left="5040" w:hanging="360"/>
+      </w:pPr>
+      <w:rPr>
+        <w:rFonts w:ascii="Symbol" w:hAnsi="Symbol" w:hint="default"/>
+      </w:rPr>
+    </w:lvl>
+    <w:lvl w:ilvl="7" w:tplc="04050003" w:tentative="1">
+      <w:start w:val="1"/>
+      <w:numFmt w:val="bullet"/>
+      <w:lvlText w:val="o"/>
+      <w:lvlJc w:val="left"/>
+      <w:pPr>
+        <w:ind w:left="5760" w:hanging="360"/>
+      </w:pPr>
+      <w:rPr>
+        <w:rFonts w:ascii="Courier New" w:hAnsi="Courier New" w:cs="Courier New" w:hint="default"/>
+      </w:rPr>
+    </w:lvl>
+    <w:lvl w:ilvl="8" w:tplc="04050005" w:tentative="1">
+      <w:start w:val="1"/>
+      <w:numFmt w:val="bullet"/>
+      <w:lvlText w:val=""/>
+      <w:lvlJc w:val="left"/>
+      <w:pPr>
+        <w:ind w:left="6480" w:hanging="360"/>
+      </w:pPr>
+      <w:rPr>
+        <w:rFonts w:ascii="Wingdings" w:hAnsi="Wingdings" w:hint="default"/>
+      </w:rPr>
+    </w:lvl>
+  </w:abstractNum>
   <w:num w:numId="1" w16cid:durableId="1400784327">
     <w:abstractNumId w:val="0"/>
+  </w:num>
+  <w:num w:numId="2" w16cid:durableId="1722245093">
+    <w:abstractNumId w:val="1"/>
   </w:num>
 </w:numbering>
 </file>
@@ -1476,7 +1412,6 @@
   <w:style w:type="character" w:default="1" w:styleId="Standardnpsmoodstavce">
     <w:name w:val="Default Paragraph Font"/>
     <w:uiPriority w:val="1"/>
-    <w:semiHidden/>
     <w:unhideWhenUsed/>
   </w:style>
   <w:style w:type="table" w:default="1" w:styleId="Normlntabulka">
@@ -1788,6 +1723,19 @@
       <w:smallCaps/>
       <w:color w:val="0F4761" w:themeColor="accent1" w:themeShade="BF"/>
       <w:spacing w:val="5"/>
+    </w:rPr>
+  </w:style>
+  <w:style w:type="paragraph" w:styleId="Normlnweb">
+    <w:name w:val="Normal (Web)"/>
+    <w:basedOn w:val="Normln"/>
+    <w:uiPriority w:val="99"/>
+    <w:semiHidden/>
+    <w:unhideWhenUsed/>
+    <w:rsid w:val="0066012A"/>
+    <w:rPr>
+      <w:rFonts w:ascii="Times New Roman" w:hAnsi="Times New Roman" w:cs="Times New Roman"/>
+      <w:sz w:val="24"/>
+      <w:szCs w:val="24"/>
     </w:rPr>
   </w:style>
 </w:styles>
